--- a/server/reports/dcb/Test Branch.docx
+++ b/server/reports/dcb/Test Branch.docx
@@ -64,6 +64,7 @@
             <w:right w:w="108" w:type="dxa"/>
           </w:tblCellMar>
         </w:tblPrEx>
+        <w:trPr/>
         <w:tc>
           <w:tcPr>
             <w:tcW w:w="2126" w:type="dxa"/>
@@ -176,6 +177,7 @@
             <w:right w:w="108" w:type="dxa"/>
           </w:tblCellMar>
         </w:tblPrEx>
+        <w:trPr/>
         <w:tc>
           <w:tcPr>
             <w:tcW w:w="2126" w:type="dxa"/>
@@ -288,6 +290,7 @@
             <w:right w:w="108" w:type="dxa"/>
           </w:tblCellMar>
         </w:tblPrEx>
+        <w:trPr/>
         <w:tc>
           <w:tcPr>
             <w:tcW w:w="2126" w:type="dxa"/>
@@ -400,6 +403,7 @@
             <w:right w:w="108" w:type="dxa"/>
           </w:tblCellMar>
         </w:tblPrEx>
+        <w:trPr/>
         <w:tc>
           <w:tcPr>
             <w:tcW w:w="2126" w:type="dxa"/>
@@ -663,6 +667,7 @@
             <w:right w:w="108" w:type="dxa"/>
           </w:tblCellMar>
         </w:tblPrEx>
+        <w:trPr/>
         <w:tc>
           <w:tcPr>
             <w:tcW w:w="675" w:type="dxa"/>
@@ -752,6 +757,7 @@
             <w:right w:w="108" w:type="dxa"/>
           </w:tblCellMar>
         </w:tblPrEx>
+        <w:trPr/>
         <w:tc>
           <w:tcPr>
             <w:tcW w:w="675" w:type="dxa"/>
@@ -11683,107 +11689,82 @@
             <w:tcW w:w="5267" w:type="dxa"/>
           </w:tcPr>
           <w:p>
-            <w:pPr>
-              <w:rPr>
-                <w:rFonts w:hint="default" w:ascii="Calibri" w:hAnsi="Calibri" w:eastAsia="SimSun" w:cs="Calibri"/>
-                <w:sz w:val="24"/>
-                <w:szCs w:val="24"/>
-              </w:rPr>
-            </w:pPr>
-            <w:r>
-              <w:t xml:space="preserve">
-                <w:p>
-                  <w:pPr>
-                    <w:jc w:val="center"/>
-                  </w:pPr>
-                  <w:r>
-                    <w:drawing>
-                      <wp:inline xmlns:a="http://schemas.openxmlformats.org/drawingml/2006/main" xmlns:pic="http://schemas.openxmlformats.org/drawingml/2006/picture">
-                        <wp:extent cx="1620000" cy="910286"/>
-                        <wp:docPr id="1001" name="Picture 1"/>
-                        <wp:cNvGraphicFramePr>
-                          <a:graphicFrameLocks noChangeAspect="1"/>
-                        </wp:cNvGraphicFramePr>
-                        <a:graphic>
-                          <a:graphicData uri="http://schemas.openxmlformats.org/drawingml/2006/picture">
-                            <pic:pic>
-                              <pic:nvPicPr>
-                                <pic:cNvPr id="0" name="obs_e6cfb0ea-6dbf-40e5-9526-cac72addd038_img_0_resized.jpg"/>
-                                <pic:cNvPicPr/>
-                              </pic:nvPicPr>
-                              <pic:blipFill>
-                                <a:blip r:embed="rId14"/>
-                                <a:stretch>
-                                  <a:fillRect/>
-                                </a:stretch>
-                              </pic:blipFill>
-                              <pic:spPr>
-                                <a:xfrm>
-                                  <a:off x="0" y="0"/>
-                                  <a:ext cx="1620000" cy="910286"/>
-                                </a:xfrm>
-                                <a:prstGeom prst="rect"/>
-                              </pic:spPr>
-                            </pic:pic>
-                          </a:graphicData>
-                        </a:graphic>
-                      </wp:inline>
-                    </w:drawing>
-                    <w:t xml:space="preserve">   </w:t>
-                  </w:r>
-                  <w:r>
-                    <w:drawing>
-                      <wp:inline xmlns:a="http://schemas.openxmlformats.org/drawingml/2006/main" xmlns:pic="http://schemas.openxmlformats.org/drawingml/2006/picture">
-                        <wp:extent cx="1620000" cy="911250"/>
-                        <wp:docPr id="1002" name="Picture 1"/>
-                        <wp:cNvGraphicFramePr>
-                          <a:graphicFrameLocks noChangeAspect="1"/>
-                        </wp:cNvGraphicFramePr>
-                        <a:graphic>
-                          <a:graphicData uri="http://schemas.openxmlformats.org/drawingml/2006/picture">
-                            <pic:pic>
-                              <pic:nvPicPr>
-                                <pic:cNvPr id="0" name="obs_e6cfb0ea-6dbf-40e5-9526-cac72addd038_img_1_resized.jpg"/>
-                                <pic:cNvPicPr/>
-                              </pic:nvPicPr>
-                              <pic:blipFill>
-                                <a:blip r:embed="rId15"/>
-                                <a:stretch>
-                                  <a:fillRect/>
-                                </a:stretch>
-                              </pic:blipFill>
-                              <pic:spPr>
-                                <a:xfrm>
-                                  <a:off x="0" y="0"/>
-                                  <a:ext cx="1620000" cy="911250"/>
-                                </a:xfrm>
-                                <a:prstGeom prst="rect"/>
-                              </pic:spPr>
-                            </pic:pic>
-                          </a:graphicData>
-                        </a:graphic>
-                      </wp:inline>
-                    </w:drawing>
-                  </w:r>
-                </w:p>
-              </w:t>
-            </w:r>
-          </w:p>
-          <w:p>
-            <w:pPr>
-              <w:rPr>
-                <w:rFonts w:hint="default" w:ascii="Calibri" w:hAnsi="Calibri" w:eastAsia="SimSun" w:cs="Calibri"/>
-                <w:sz w:val="24"/>
-                <w:szCs w:val="24"/>
-              </w:rPr>
-            </w:pPr>
-            <w:r>
-              <w:rPr>
-                <w:rFonts w:hint="default" w:ascii="Calibri" w:hAnsi="Calibri" w:eastAsia="SimSun" w:cs="Calibri"/>
-                <w:sz w:val="24"/>
-                <w:szCs w:val="24"/>
-              </w:rPr>
-              <w:t xml:space="preserve"/>
+            <w:r>
+              <w:t xml:space="preserve"/>
+            </w:r>
+            <w:r>
+              <w:drawing>
+                <wp:inline xmlns:a="http://schemas.openxmlformats.org/drawingml/2006/main" xmlns:pic="http://schemas.openxmlformats.org/drawingml/2006/picture">
+                  <wp:extent cx="1512000" cy="849600"/>
+                  <wp:docPr id="1001" name="Picture 1"/>
+                  <wp:cNvGraphicFramePr>
+                    <a:graphicFrameLocks noChangeAspect="1"/>
+                  </wp:cNvGraphicFramePr>
+                  <a:graphic>
+                    <a:graphicData uri="http://schemas.openxmlformats.org/drawingml/2006/picture">
+                      <pic:pic>
+                        <pic:nvPicPr>
+                          <pic:cNvPr id="0" name="obs_e6cfb0ea-6dbf-40e5-9526-cac72addd038_img_0_resized.jpg"/>
+                          <pic:cNvPicPr/>
+                        </pic:nvPicPr>
+                        <pic:blipFill>
+                          <a:blip r:embed="rId14"/>
+                          <a:stretch>
+                            <a:fillRect/>
+                          </a:stretch>
+                        </pic:blipFill>
+                        <pic:spPr>
+                          <a:xfrm>
+                            <a:off x="0" y="0"/>
+                            <a:ext cx="1512000" cy="849600"/>
+                          </a:xfrm>
+                          <a:prstGeom prst="rect"/>
+                        </pic:spPr>
+                      </pic:pic>
+                    </a:graphicData>
+                  </a:graphic>
+                </wp:inline>
+              </w:drawing>
+            </w:r>
+            <w:r>
+              <w:t xml:space="preserve"> </w:t>
+            </w:r>
+            <w:r>
+              <w:drawing>
+                <wp:inline xmlns:a="http://schemas.openxmlformats.org/drawingml/2006/main" xmlns:pic="http://schemas.openxmlformats.org/drawingml/2006/picture">
+                  <wp:extent cx="1512000" cy="850500"/>
+                  <wp:docPr id="1002" name="Picture 1"/>
+                  <wp:cNvGraphicFramePr>
+                    <a:graphicFrameLocks noChangeAspect="1"/>
+                  </wp:cNvGraphicFramePr>
+                  <a:graphic>
+                    <a:graphicData uri="http://schemas.openxmlformats.org/drawingml/2006/picture">
+                      <pic:pic>
+                        <pic:nvPicPr>
+                          <pic:cNvPr id="0" name="obs_e6cfb0ea-6dbf-40e5-9526-cac72addd038_img_1_resized.jpg"/>
+                          <pic:cNvPicPr/>
+                        </pic:nvPicPr>
+                        <pic:blipFill>
+                          <a:blip r:embed="rId15"/>
+                          <a:stretch>
+                            <a:fillRect/>
+                          </a:stretch>
+                        </pic:blipFill>
+                        <pic:spPr>
+                          <a:xfrm>
+                            <a:off x="0" y="0"/>
+                            <a:ext cx="1512000" cy="850500"/>
+                          </a:xfrm>
+                          <a:prstGeom prst="rect"/>
+                        </pic:spPr>
+                      </pic:pic>
+                    </a:graphicData>
+                  </a:graphic>
+                </wp:inline>
+              </w:drawing>
+            </w:r>
+            <w:r>
+              <w:t xml:space="preserve"> </w:t>
             </w:r>
           </w:p>
         </w:tc>
@@ -11854,181 +11835,156 @@
             <w:tcW w:w="5267" w:type="dxa"/>
           </w:tcPr>
           <w:p>
-            <w:pPr>
-              <w:rPr>
-                <w:rFonts w:hint="default" w:ascii="Calibri" w:hAnsi="Calibri" w:eastAsia="SimSun" w:cs="Calibri"/>
-                <w:sz w:val="24"/>
-                <w:szCs w:val="24"/>
-              </w:rPr>
-            </w:pPr>
-            <w:r>
-              <w:t xml:space="preserve">
-                <w:p>
-                  <w:pPr>
-                    <w:jc w:val="center"/>
-                  </w:pPr>
-                  <w:r>
-                    <w:drawing>
-                      <wp:inline xmlns:a="http://schemas.openxmlformats.org/drawingml/2006/main" xmlns:pic="http://schemas.openxmlformats.org/drawingml/2006/picture">
-                        <wp:extent cx="1620000" cy="2292453"/>
-                        <wp:docPr id="1003" name="Picture 1"/>
-                        <wp:cNvGraphicFramePr>
-                          <a:graphicFrameLocks noChangeAspect="1"/>
-                        </wp:cNvGraphicFramePr>
-                        <a:graphic>
-                          <a:graphicData uri="http://schemas.openxmlformats.org/drawingml/2006/picture">
-                            <pic:pic>
-                              <pic:nvPicPr>
-                                <pic:cNvPr id="0" name="obs_d16fe153-dcb7-40f5-9974-181a7de756cc_img_0_resized.jpg"/>
-                                <pic:cNvPicPr/>
-                              </pic:nvPicPr>
-                              <pic:blipFill>
-                                <a:blip r:embed="rId16"/>
-                                <a:stretch>
-                                  <a:fillRect/>
-                                </a:stretch>
-                              </pic:blipFill>
-                              <pic:spPr>
-                                <a:xfrm>
-                                  <a:off x="0" y="0"/>
-                                  <a:ext cx="1620000" cy="2292453"/>
-                                </a:xfrm>
-                                <a:prstGeom prst="rect"/>
-                              </pic:spPr>
-                            </pic:pic>
-                          </a:graphicData>
-                        </a:graphic>
-                      </wp:inline>
-                    </w:drawing>
-                    <w:t xml:space="preserve">   </w:t>
-                  </w:r>
-                  <w:r>
-                    <w:drawing>
-                      <wp:inline xmlns:a="http://schemas.openxmlformats.org/drawingml/2006/main" xmlns:pic="http://schemas.openxmlformats.org/drawingml/2006/picture">
-                        <wp:extent cx="1620000" cy="911250"/>
-                        <wp:docPr id="1004" name="Picture 1"/>
-                        <wp:cNvGraphicFramePr>
-                          <a:graphicFrameLocks noChangeAspect="1"/>
-                        </wp:cNvGraphicFramePr>
-                        <a:graphic>
-                          <a:graphicData uri="http://schemas.openxmlformats.org/drawingml/2006/picture">
-                            <pic:pic>
-                              <pic:nvPicPr>
-                                <pic:cNvPr id="0" name="obs_d16fe153-dcb7-40f5-9974-181a7de756cc_img_1_resized.jpg"/>
-                                <pic:cNvPicPr/>
-                              </pic:nvPicPr>
-                              <pic:blipFill>
-                                <a:blip r:embed="rId17"/>
-                                <a:stretch>
-                                  <a:fillRect/>
-                                </a:stretch>
-                              </pic:blipFill>
-                              <pic:spPr>
-                                <a:xfrm>
-                                  <a:off x="0" y="0"/>
-                                  <a:ext cx="1620000" cy="911250"/>
-                                </a:xfrm>
-                                <a:prstGeom prst="rect"/>
-                              </pic:spPr>
-                            </pic:pic>
-                          </a:graphicData>
-                        </a:graphic>
-                      </wp:inline>
-                    </w:drawing>
-                  </w:r>
-                </w:p>
-                <w:p>
-                  <w:pPr>
-                    <w:jc w:val="center"/>
-                  </w:pPr>
-                  <w:r>
-                    <w:drawing>
-                      <wp:inline xmlns:a="http://schemas.openxmlformats.org/drawingml/2006/main" xmlns:pic="http://schemas.openxmlformats.org/drawingml/2006/picture">
-                        <wp:extent cx="1620000" cy="911250"/>
-                        <wp:docPr id="1005" name="Picture 1"/>
-                        <wp:cNvGraphicFramePr>
-                          <a:graphicFrameLocks noChangeAspect="1"/>
-                        </wp:cNvGraphicFramePr>
-                        <a:graphic>
-                          <a:graphicData uri="http://schemas.openxmlformats.org/drawingml/2006/picture">
-                            <pic:pic>
-                              <pic:nvPicPr>
-                                <pic:cNvPr id="0" name="obs_d16fe153-dcb7-40f5-9974-181a7de756cc_img_2_resized.jpg"/>
-                                <pic:cNvPicPr/>
-                              </pic:nvPicPr>
-                              <pic:blipFill>
-                                <a:blip r:embed="rId18"/>
-                                <a:stretch>
-                                  <a:fillRect/>
-                                </a:stretch>
-                              </pic:blipFill>
-                              <pic:spPr>
-                                <a:xfrm>
-                                  <a:off x="0" y="0"/>
-                                  <a:ext cx="1620000" cy="911250"/>
-                                </a:xfrm>
-                                <a:prstGeom prst="rect"/>
-                              </pic:spPr>
-                            </pic:pic>
-                          </a:graphicData>
-                        </a:graphic>
-                      </wp:inline>
-                    </w:drawing>
-                    <w:t xml:space="preserve">   </w:t>
-                  </w:r>
-                  <w:r>
-                    <w:drawing>
-                      <wp:inline xmlns:a="http://schemas.openxmlformats.org/drawingml/2006/main" xmlns:pic="http://schemas.openxmlformats.org/drawingml/2006/picture">
-                        <wp:extent cx="1620000" cy="911250"/>
-                        <wp:docPr id="1006" name="Picture 1"/>
-                        <wp:cNvGraphicFramePr>
-                          <a:graphicFrameLocks noChangeAspect="1"/>
-                        </wp:cNvGraphicFramePr>
-                        <a:graphic>
-                          <a:graphicData uri="http://schemas.openxmlformats.org/drawingml/2006/picture">
-                            <pic:pic>
-                              <pic:nvPicPr>
-                                <pic:cNvPr id="0" name="obs_d16fe153-dcb7-40f5-9974-181a7de756cc_img_3_resized.jpg"/>
-                                <pic:cNvPicPr/>
-                              </pic:nvPicPr>
-                              <pic:blipFill>
-                                <a:blip r:embed="rId19"/>
-                                <a:stretch>
-                                  <a:fillRect/>
-                                </a:stretch>
-                              </pic:blipFill>
-                              <pic:spPr>
-                                <a:xfrm>
-                                  <a:off x="0" y="0"/>
-                                  <a:ext cx="1620000" cy="911250"/>
-                                </a:xfrm>
-                                <a:prstGeom prst="rect"/>
-                              </pic:spPr>
-                            </pic:pic>
-                          </a:graphicData>
-                        </a:graphic>
-                      </wp:inline>
-                    </w:drawing>
-                  </w:r>
-                </w:p>
-              </w:t>
-            </w:r>
-          </w:p>
-          <w:p>
-            <w:pPr>
-              <w:rPr>
-                <w:rFonts w:hint="default" w:ascii="Calibri" w:hAnsi="Calibri" w:eastAsia="SimSun" w:cs="Calibri"/>
-                <w:sz w:val="24"/>
-                <w:szCs w:val="24"/>
-              </w:rPr>
-            </w:pPr>
-            <w:r>
-              <w:rPr>
-                <w:rFonts w:hint="default" w:ascii="Calibri" w:hAnsi="Calibri" w:eastAsia="SimSun" w:cs="Calibri"/>
-                <w:sz w:val="24"/>
-                <w:szCs w:val="24"/>
-              </w:rPr>
-              <w:t xml:space="preserve"/>
+            <w:r>
+              <w:t xml:space="preserve"/>
+            </w:r>
+            <w:r>
+              <w:drawing>
+                <wp:inline xmlns:a="http://schemas.openxmlformats.org/drawingml/2006/main" xmlns:pic="http://schemas.openxmlformats.org/drawingml/2006/picture">
+                  <wp:extent cx="1512000" cy="2139623"/>
+                  <wp:docPr id="1003" name="Picture 1"/>
+                  <wp:cNvGraphicFramePr>
+                    <a:graphicFrameLocks noChangeAspect="1"/>
+                  </wp:cNvGraphicFramePr>
+                  <a:graphic>
+                    <a:graphicData uri="http://schemas.openxmlformats.org/drawingml/2006/picture">
+                      <pic:pic>
+                        <pic:nvPicPr>
+                          <pic:cNvPr id="0" name="obs_d16fe153-dcb7-40f5-9974-181a7de756cc_img_0_resized.jpg"/>
+                          <pic:cNvPicPr/>
+                        </pic:nvPicPr>
+                        <pic:blipFill>
+                          <a:blip r:embed="rId16"/>
+                          <a:stretch>
+                            <a:fillRect/>
+                          </a:stretch>
+                        </pic:blipFill>
+                        <pic:spPr>
+                          <a:xfrm>
+                            <a:off x="0" y="0"/>
+                            <a:ext cx="1512000" cy="2139623"/>
+                          </a:xfrm>
+                          <a:prstGeom prst="rect"/>
+                        </pic:spPr>
+                      </pic:pic>
+                    </a:graphicData>
+                  </a:graphic>
+                </wp:inline>
+              </w:drawing>
+            </w:r>
+            <w:r>
+              <w:t xml:space="preserve"> </w:t>
+            </w:r>
+            <w:r>
+              <w:drawing>
+                <wp:inline xmlns:a="http://schemas.openxmlformats.org/drawingml/2006/main" xmlns:pic="http://schemas.openxmlformats.org/drawingml/2006/picture">
+                  <wp:extent cx="1512000" cy="850500"/>
+                  <wp:docPr id="1004" name="Picture 1"/>
+                  <wp:cNvGraphicFramePr>
+                    <a:graphicFrameLocks noChangeAspect="1"/>
+                  </wp:cNvGraphicFramePr>
+                  <a:graphic>
+                    <a:graphicData uri="http://schemas.openxmlformats.org/drawingml/2006/picture">
+                      <pic:pic>
+                        <pic:nvPicPr>
+                          <pic:cNvPr id="0" name="obs_d16fe153-dcb7-40f5-9974-181a7de756cc_img_1_resized.jpg"/>
+                          <pic:cNvPicPr/>
+                        </pic:nvPicPr>
+                        <pic:blipFill>
+                          <a:blip r:embed="rId17"/>
+                          <a:stretch>
+                            <a:fillRect/>
+                          </a:stretch>
+                        </pic:blipFill>
+                        <pic:spPr>
+                          <a:xfrm>
+                            <a:off x="0" y="0"/>
+                            <a:ext cx="1512000" cy="850500"/>
+                          </a:xfrm>
+                          <a:prstGeom prst="rect"/>
+                        </pic:spPr>
+                      </pic:pic>
+                    </a:graphicData>
+                  </a:graphic>
+                </wp:inline>
+              </w:drawing>
+            </w:r>
+            <w:r>
+              <w:t xml:space="preserve"> </w:t>
+            </w:r>
+            <w:r>
+              <w:drawing>
+                <wp:inline xmlns:a="http://schemas.openxmlformats.org/drawingml/2006/main" xmlns:pic="http://schemas.openxmlformats.org/drawingml/2006/picture">
+                  <wp:extent cx="1512000" cy="850500"/>
+                  <wp:docPr id="1005" name="Picture 1"/>
+                  <wp:cNvGraphicFramePr>
+                    <a:graphicFrameLocks noChangeAspect="1"/>
+                  </wp:cNvGraphicFramePr>
+                  <a:graphic>
+                    <a:graphicData uri="http://schemas.openxmlformats.org/drawingml/2006/picture">
+                      <pic:pic>
+                        <pic:nvPicPr>
+                          <pic:cNvPr id="0" name="obs_d16fe153-dcb7-40f5-9974-181a7de756cc_img_2_resized.jpg"/>
+                          <pic:cNvPicPr/>
+                        </pic:nvPicPr>
+                        <pic:blipFill>
+                          <a:blip r:embed="rId18"/>
+                          <a:stretch>
+                            <a:fillRect/>
+                          </a:stretch>
+                        </pic:blipFill>
+                        <pic:spPr>
+                          <a:xfrm>
+                            <a:off x="0" y="0"/>
+                            <a:ext cx="1512000" cy="850500"/>
+                          </a:xfrm>
+                          <a:prstGeom prst="rect"/>
+                        </pic:spPr>
+                      </pic:pic>
+                    </a:graphicData>
+                  </a:graphic>
+                </wp:inline>
+              </w:drawing>
+            </w:r>
+            <w:r>
+              <w:t xml:space="preserve"> </w:t>
+            </w:r>
+            <w:r>
+              <w:drawing>
+                <wp:inline xmlns:a="http://schemas.openxmlformats.org/drawingml/2006/main" xmlns:pic="http://schemas.openxmlformats.org/drawingml/2006/picture">
+                  <wp:extent cx="1512000" cy="850500"/>
+                  <wp:docPr id="1006" name="Picture 1"/>
+                  <wp:cNvGraphicFramePr>
+                    <a:graphicFrameLocks noChangeAspect="1"/>
+                  </wp:cNvGraphicFramePr>
+                  <a:graphic>
+                    <a:graphicData uri="http://schemas.openxmlformats.org/drawingml/2006/picture">
+                      <pic:pic>
+                        <pic:nvPicPr>
+                          <pic:cNvPr id="0" name="obs_d16fe153-dcb7-40f5-9974-181a7de756cc_img_3_resized.jpg"/>
+                          <pic:cNvPicPr/>
+                        </pic:nvPicPr>
+                        <pic:blipFill>
+                          <a:blip r:embed="rId19"/>
+                          <a:stretch>
+                            <a:fillRect/>
+                          </a:stretch>
+                        </pic:blipFill>
+                        <pic:spPr>
+                          <a:xfrm>
+                            <a:off x="0" y="0"/>
+                            <a:ext cx="1512000" cy="850500"/>
+                          </a:xfrm>
+                          <a:prstGeom prst="rect"/>
+                        </pic:spPr>
+                      </pic:pic>
+                    </a:graphicData>
+                  </a:graphic>
+                </wp:inline>
+              </w:drawing>
+            </w:r>
+            <w:r>
+              <w:t xml:space="preserve"> </w:t>
             </w:r>
           </w:p>
         </w:tc>
@@ -12099,72 +12055,45 @@
             <w:tcW w:w="5267" w:type="dxa"/>
           </w:tcPr>
           <w:p>
-            <w:pPr>
-              <w:rPr>
-                <w:rFonts w:hint="default" w:ascii="Calibri" w:hAnsi="Calibri" w:eastAsia="SimSun" w:cs="Calibri"/>
-                <w:sz w:val="24"/>
-                <w:szCs w:val="24"/>
-              </w:rPr>
-            </w:pPr>
-            <w:r>
-              <w:t xml:space="preserve">
-                <w:p>
-                  <w:pPr>
-                    <w:jc w:val="center"/>
-                  </w:pPr>
-                  <w:r>
-                    <w:drawing>
-                      <wp:inline xmlns:a="http://schemas.openxmlformats.org/drawingml/2006/main" xmlns:pic="http://schemas.openxmlformats.org/drawingml/2006/picture">
-                        <wp:extent cx="1620000" cy="1080000"/>
-                        <wp:docPr id="1007" name="Picture 1"/>
-                        <wp:cNvGraphicFramePr>
-                          <a:graphicFrameLocks noChangeAspect="1"/>
-                        </wp:cNvGraphicFramePr>
-                        <a:graphic>
-                          <a:graphicData uri="http://schemas.openxmlformats.org/drawingml/2006/picture">
-                            <pic:pic>
-                              <pic:nvPicPr>
-                                <pic:cNvPr id="0" name="obs_d6f5fc04-c1e4-46f1-8157-519d7ac78ba1_img_0_resized.jpg"/>
-                                <pic:cNvPicPr/>
-                              </pic:nvPicPr>
-                              <pic:blipFill>
-                                <a:blip r:embed="rId20"/>
-                                <a:stretch>
-                                  <a:fillRect/>
-                                </a:stretch>
-                              </pic:blipFill>
-                              <pic:spPr>
-                                <a:xfrm>
-                                  <a:off x="0" y="0"/>
-                                  <a:ext cx="1620000" cy="1080000"/>
-                                </a:xfrm>
-                                <a:prstGeom prst="rect"/>
-                              </pic:spPr>
-                            </pic:pic>
-                          </a:graphicData>
-                        </a:graphic>
-                      </wp:inline>
-                    </w:drawing>
-                  </w:r>
-                </w:p>
-              </w:t>
-            </w:r>
-          </w:p>
-          <w:p>
-            <w:pPr>
-              <w:rPr>
-                <w:rFonts w:hint="default" w:ascii="Calibri" w:hAnsi="Calibri" w:eastAsia="SimSun" w:cs="Calibri"/>
-                <w:sz w:val="24"/>
-                <w:szCs w:val="24"/>
-              </w:rPr>
-            </w:pPr>
-            <w:r>
-              <w:rPr>
-                <w:rFonts w:hint="default" w:ascii="Calibri" w:hAnsi="Calibri" w:eastAsia="SimSun" w:cs="Calibri"/>
-                <w:sz w:val="24"/>
-                <w:szCs w:val="24"/>
-              </w:rPr>
-              <w:t xml:space="preserve"/>
+            <w:r>
+              <w:t xml:space="preserve"/>
+            </w:r>
+            <w:r>
+              <w:drawing>
+                <wp:inline xmlns:a="http://schemas.openxmlformats.org/drawingml/2006/main" xmlns:pic="http://schemas.openxmlformats.org/drawingml/2006/picture">
+                  <wp:extent cx="1512000" cy="1008000"/>
+                  <wp:docPr id="1007" name="Picture 1"/>
+                  <wp:cNvGraphicFramePr>
+                    <a:graphicFrameLocks noChangeAspect="1"/>
+                  </wp:cNvGraphicFramePr>
+                  <a:graphic>
+                    <a:graphicData uri="http://schemas.openxmlformats.org/drawingml/2006/picture">
+                      <pic:pic>
+                        <pic:nvPicPr>
+                          <pic:cNvPr id="0" name="obs_d6f5fc04-c1e4-46f1-8157-519d7ac78ba1_img_0_resized.jpg"/>
+                          <pic:cNvPicPr/>
+                        </pic:nvPicPr>
+                        <pic:blipFill>
+                          <a:blip r:embed="rId20"/>
+                          <a:stretch>
+                            <a:fillRect/>
+                          </a:stretch>
+                        </pic:blipFill>
+                        <pic:spPr>
+                          <a:xfrm>
+                            <a:off x="0" y="0"/>
+                            <a:ext cx="1512000" cy="1008000"/>
+                          </a:xfrm>
+                          <a:prstGeom prst="rect"/>
+                        </pic:spPr>
+                      </pic:pic>
+                    </a:graphicData>
+                  </a:graphic>
+                </wp:inline>
+              </w:drawing>
+            </w:r>
+            <w:r>
+              <w:t xml:space="preserve"> </w:t>
             </w:r>
           </w:p>
         </w:tc>
@@ -21510,6 +21439,7 @@
             <w:insideV w:val="single" w:color="000000" w:themeColor="text1" w:sz="4" w:space="0"/>
           </w:tblBorders>
         </w:tblPrEx>
+        <w:trPr/>
         <w:tc>
           <w:tcPr>
             <w:tcW w:w="4758" w:type="dxa"/>
@@ -21567,6 +21497,7 @@
             <w:right w:w="108" w:type="dxa"/>
           </w:tblCellMar>
         </w:tblPrEx>
+        <w:trPr/>
         <w:tc>
           <w:tcPr>
             <w:tcW w:w="4758" w:type="dxa"/>
